--- a/Project Proposal.docx
+++ b/Project Proposal.docx
@@ -33,7 +33,7 @@
           <w:rFonts w:ascii="Nunito Sans" w:cs="Nunito Sans" w:eastAsia="Nunito Sans" w:hAnsi="Nunito Sans"/>
           <w:rtl w:val="0"/>
         </w:rPr>
-        <w:t xml:space="preserve">Customer Churn Prediction</w:t>
+        <w:t xml:space="preserve">Customer Churn Analytics And Prediction</w:t>
       </w:r>
     </w:p>
     <w:p>
@@ -73,7 +73,7 @@
         <w:rPr>
           <w:rtl w:val="0"/>
         </w:rPr>
-        <w:t xml:space="preserve">Customer Engagement and Churn Analytics Dataset</w:t>
+        <w:t xml:space="preserve">Customer Churn Analytics And Prediction</w:t>
       </w:r>
       <w:r>
         <w:rPr>
